--- a/tata-motors-project/output/TATA_Motors_Research_Report_Nachiket_L_Karoshi.docx
+++ b/tata-motors-project/output/TATA_Motors_Research_Report_Nachiket_L_Karoshi.docx
@@ -9,7 +9,7 @@
       <w:r>
         <w:drawing>
           <wp:inline xmlns:a="http://schemas.openxmlformats.org/drawingml/2006/main" xmlns:pic="http://schemas.openxmlformats.org/drawingml/2006/picture">
-            <wp:extent cx="5943600" cy="1981200"/>
+            <wp:extent cx="6217920" cy="2309513"/>
             <wp:docPr id="1" name="Picture 1"/>
             <wp:cNvGraphicFramePr>
               <a:graphicFrameLocks noChangeAspect="1"/>
@@ -18,7 +18,7 @@
               <a:graphicData uri="http://schemas.openxmlformats.org/drawingml/2006/picture">
                 <pic:pic>
                   <pic:nvPicPr>
-                    <pic:cNvPr id="0" name="cover_banner.png"/>
+                    <pic:cNvPr id="0" name="cover_premium.png"/>
                     <pic:cNvPicPr/>
                   </pic:nvPicPr>
                   <pic:blipFill>
@@ -30,7 +30,46 @@
                   <pic:spPr>
                     <a:xfrm>
                       <a:off x="0" y="0"/>
-                      <a:ext cx="5943600" cy="1981200"/>
+                      <a:ext cx="6217920" cy="2309513"/>
+                    </a:xfrm>
+                    <a:prstGeom prst="rect"/>
+                  </pic:spPr>
+                </pic:pic>
+              </a:graphicData>
+            </a:graphic>
+          </wp:inline>
+        </w:drawing>
+      </w:r>
+    </w:p>
+    <w:p>
+      <w:pPr>
+        <w:jc w:val="center"/>
+      </w:pPr>
+      <w:r>
+        <w:drawing>
+          <wp:inline xmlns:a="http://schemas.openxmlformats.org/drawingml/2006/main" xmlns:pic="http://schemas.openxmlformats.org/drawingml/2006/picture">
+            <wp:extent cx="2926080" cy="1012874"/>
+            <wp:docPr id="2" name="Picture 2"/>
+            <wp:cNvGraphicFramePr>
+              <a:graphicFrameLocks noChangeAspect="1"/>
+            </wp:cNvGraphicFramePr>
+            <a:graphic>
+              <a:graphicData uri="http://schemas.openxmlformats.org/drawingml/2006/picture">
+                <pic:pic>
+                  <pic:nvPicPr>
+                    <pic:cNvPr id="0" name="tata_logo_brand.png"/>
+                    <pic:cNvPicPr/>
+                  </pic:nvPicPr>
+                  <pic:blipFill>
+                    <a:blip r:embed="rId10"/>
+                    <a:stretch>
+                      <a:fillRect/>
+                    </a:stretch>
+                  </pic:blipFill>
+                  <pic:spPr>
+                    <a:xfrm>
+                      <a:off x="0" y="0"/>
+                      <a:ext cx="2926080" cy="1012874"/>
                     </a:xfrm>
                     <a:prstGeom prst="rect"/>
                   </pic:spPr>
@@ -360,6 +399,99 @@
           <w:color w:val="003366"/>
           <w:sz w:val="32"/>
         </w:rPr>
+        <w:t>Executive Summary</w:t>
+      </w:r>
+    </w:p>
+    <w:p>
+      <w:pPr>
+        <w:spacing w:after="160" w:line="276" w:lineRule="auto"/>
+      </w:pPr>
+      <w:r>
+        <w:rPr>
+          <w:rFonts w:ascii="Calibri" w:hAnsi="Calibri" w:eastAsia="Calibri"/>
+          <w:b w:val="0"/>
+          <w:sz w:val="22"/>
+        </w:rPr>
+        <w:t>Tata Motors Limited is India's flagship automotive company under the Tata Group, with leadership in commercial vehicles, a top-three position in passenger vehicles, and dominant market share in passenger electric vehicles. This report presents a structured study of the company's history, business segments, product portfolio, manufacturing methodologies, research areas, and future opportunities—prepared to support a diploma internship application in Electronics and Communication Engineering.</w:t>
+      </w:r>
+    </w:p>
+    <w:p>
+      <w:pPr>
+        <w:spacing w:after="160" w:line="276" w:lineRule="auto"/>
+      </w:pPr>
+      <w:r>
+        <w:rPr>
+          <w:rFonts w:ascii="Calibri" w:hAnsi="Calibri" w:eastAsia="Calibri"/>
+          <w:b w:val="0"/>
+          <w:sz w:val="22"/>
+        </w:rPr>
+        <w:t>Public disclosures for FY2024–25 highlight milestones such as 6 million cumulative passenger vehicle sales, 200,000+ cumulative EV sales, expansion at Sanand, and groundwork for a new Tamil Nadu manufacturing facility. The company's multi-powertrain strategy (petrol, diesel, CNG, electric, and alternate fuels including hydrogen ICE trucks) aligns with India's mobility and sustainability goals. For ECE students, Tata Motors offers exposure to vehicle electronics, wiring harnesses, ECUs, battery management, production testing, and plant safety systems—making it a strong choice for industrial training.</w:t>
+      </w:r>
+    </w:p>
+    <w:p>
+      <w:pPr>
+        <w:jc w:val="center"/>
+      </w:pPr>
+      <w:r>
+        <w:drawing>
+          <wp:inline xmlns:a="http://schemas.openxmlformats.org/drawingml/2006/main" xmlns:pic="http://schemas.openxmlformats.org/drawingml/2006/picture">
+            <wp:extent cx="5303520" cy="2919916"/>
+            <wp:docPr id="3" name="Picture 3"/>
+            <wp:cNvGraphicFramePr>
+              <a:graphicFrameLocks noChangeAspect="1"/>
+            </wp:cNvGraphicFramePr>
+            <a:graphic>
+              <a:graphicData uri="http://schemas.openxmlformats.org/drawingml/2006/picture">
+                <pic:pic>
+                  <pic:nvPicPr>
+                    <pic:cNvPr id="0" name="internship_value.png"/>
+                    <pic:cNvPicPr/>
+                  </pic:nvPicPr>
+                  <pic:blipFill>
+                    <a:blip r:embed="rId11"/>
+                    <a:stretch>
+                      <a:fillRect/>
+                    </a:stretch>
+                  </pic:blipFill>
+                  <pic:spPr>
+                    <a:xfrm>
+                      <a:off x="0" y="0"/>
+                      <a:ext cx="5303520" cy="2919916"/>
+                    </a:xfrm>
+                    <a:prstGeom prst="rect"/>
+                  </pic:spPr>
+                </pic:pic>
+              </a:graphicData>
+            </a:graphic>
+          </wp:inline>
+        </w:drawing>
+      </w:r>
+    </w:p>
+    <w:p>
+      <w:pPr>
+        <w:jc w:val="center"/>
+      </w:pPr>
+      <w:r>
+        <w:rPr>
+          <w:rFonts w:ascii="Calibri" w:hAnsi="Calibri" w:eastAsia="Calibri"/>
+          <w:b w:val="0"/>
+          <w:color w:val="505050"/>
+          <w:sz w:val="18"/>
+        </w:rPr>
+        <w:t>Figure A: Value of internship at Tata Motors for diploma students</w:t>
+      </w:r>
+    </w:p>
+    <w:p>
+      <w:pPr>
+        <w:spacing w:before="240" w:after="120"/>
+      </w:pPr>
+      <w:r>
+        <w:rPr>
+          <w:rFonts w:ascii="Calibri" w:hAnsi="Calibri" w:eastAsia="Calibri"/>
+          <w:b/>
+          <w:color w:val="003366"/>
+          <w:sz w:val="32"/>
+        </w:rPr>
         <w:t>1. Introduction</w:t>
       </w:r>
     </w:p>
@@ -469,9 +601,14 @@
         <w:tc>
           <w:tcPr>
             <w:tcW w:type="dxa" w:w="4680"/>
+            <w:shd w:fill="003366"/>
           </w:tcPr>
           <w:p>
             <w:r>
+              <w:rPr>
+                <w:b/>
+                <w:color w:val="FFFFFF"/>
+              </w:rPr>
               <w:t>Company name</w:t>
             </w:r>
           </w:p>
@@ -479,9 +616,14 @@
         <w:tc>
           <w:tcPr>
             <w:tcW w:type="dxa" w:w="4680"/>
+            <w:shd w:fill="003366"/>
           </w:tcPr>
           <w:p>
             <w:r>
+              <w:rPr>
+                <w:b/>
+                <w:color w:val="FFFFFF"/>
+              </w:rPr>
               <w:t>Tata Motors Limited (group; segment structure evolved in FY25–26)</w:t>
             </w:r>
           </w:p>
@@ -712,7 +854,7 @@
         <w:drawing>
           <wp:inline xmlns:a="http://schemas.openxmlformats.org/drawingml/2006/main" xmlns:pic="http://schemas.openxmlformats.org/drawingml/2006/picture">
             <wp:extent cx="5303520" cy="2935956"/>
-            <wp:docPr id="2" name="Picture 2"/>
+            <wp:docPr id="4" name="Picture 4"/>
             <wp:cNvGraphicFramePr>
               <a:graphicFrameLocks noChangeAspect="1"/>
             </wp:cNvGraphicFramePr>
@@ -724,7 +866,7 @@
                     <pic:cNvPicPr/>
                   </pic:nvPicPr>
                   <pic:blipFill>
-                    <a:blip r:embed="rId10"/>
+                    <a:blip r:embed="rId12"/>
                     <a:stretch>
                       <a:fillRect/>
                     </a:stretch>
@@ -765,7 +907,7 @@
         <w:drawing>
           <wp:inline xmlns:a="http://schemas.openxmlformats.org/drawingml/2006/main" xmlns:pic="http://schemas.openxmlformats.org/drawingml/2006/picture">
             <wp:extent cx="5303520" cy="3978759"/>
-            <wp:docPr id="3" name="Picture 3"/>
+            <wp:docPr id="5" name="Picture 5"/>
             <wp:cNvGraphicFramePr>
               <a:graphicFrameLocks noChangeAspect="1"/>
             </wp:cNvGraphicFramePr>
@@ -777,7 +919,7 @@
                     <pic:cNvPicPr/>
                   </pic:nvPicPr>
                   <pic:blipFill>
-                    <a:blip r:embed="rId11"/>
+                    <a:blip r:embed="rId13"/>
                     <a:stretch>
                       <a:fillRect/>
                     </a:stretch>
@@ -818,7 +960,7 @@
         <w:drawing>
           <wp:inline xmlns:a="http://schemas.openxmlformats.org/drawingml/2006/main" xmlns:pic="http://schemas.openxmlformats.org/drawingml/2006/picture">
             <wp:extent cx="5303520" cy="2282528"/>
-            <wp:docPr id="4" name="Picture 4"/>
+            <wp:docPr id="6" name="Picture 6"/>
             <wp:cNvGraphicFramePr>
               <a:graphicFrameLocks noChangeAspect="1"/>
             </wp:cNvGraphicFramePr>
@@ -830,7 +972,7 @@
                     <pic:cNvPicPr/>
                   </pic:nvPicPr>
                   <pic:blipFill>
-                    <a:blip r:embed="rId12"/>
+                    <a:blip r:embed="rId14"/>
                     <a:stretch>
                       <a:fillRect/>
                     </a:stretch>
@@ -1122,8 +1264,8 @@
       <w:r>
         <w:drawing>
           <wp:inline xmlns:a="http://schemas.openxmlformats.org/drawingml/2006/main" xmlns:pic="http://schemas.openxmlformats.org/drawingml/2006/picture">
-            <wp:extent cx="5669280" cy="1665184"/>
-            <wp:docPr id="5" name="Picture 5"/>
+            <wp:extent cx="5486400" cy="1611468"/>
+            <wp:docPr id="7" name="Picture 7"/>
             <wp:cNvGraphicFramePr>
               <a:graphicFrameLocks noChangeAspect="1"/>
             </wp:cNvGraphicFramePr>
@@ -1135,7 +1277,7 @@
                     <pic:cNvPicPr/>
                   </pic:nvPicPr>
                   <pic:blipFill>
-                    <a:blip r:embed="rId13"/>
+                    <a:blip r:embed="rId15"/>
                     <a:stretch>
                       <a:fillRect/>
                     </a:stretch>
@@ -1143,7 +1285,7 @@
                   <pic:spPr>
                     <a:xfrm>
                       <a:off x="0" y="0"/>
-                      <a:ext cx="5669280" cy="1665184"/>
+                      <a:ext cx="5486400" cy="1611468"/>
                     </a:xfrm>
                     <a:prstGeom prst="rect"/>
                   </pic:spPr>
@@ -1165,7 +1307,74 @@
           <w:color w:val="505050"/>
           <w:sz w:val="18"/>
         </w:rPr>
-        <w:t>Figure 4: Key milestones in Tata Motors history</w:t>
+        <w:t>Figure 4: Key milestones (overview)</w:t>
+      </w:r>
+    </w:p>
+    <w:p>
+      <w:pPr>
+        <w:jc w:val="center"/>
+      </w:pPr>
+      <w:r>
+        <w:drawing>
+          <wp:inline xmlns:a="http://schemas.openxmlformats.org/drawingml/2006/main" xmlns:pic="http://schemas.openxmlformats.org/drawingml/2006/picture">
+            <wp:extent cx="5669280" cy="6241935"/>
+            <wp:docPr id="8" name="Picture 8"/>
+            <wp:cNvGraphicFramePr>
+              <a:graphicFrameLocks noChangeAspect="1"/>
+            </wp:cNvGraphicFramePr>
+            <a:graphic>
+              <a:graphicData uri="http://schemas.openxmlformats.org/drawingml/2006/picture">
+                <pic:pic>
+                  <pic:nvPicPr>
+                    <pic:cNvPr id="0" name="history_detailed.png"/>
+                    <pic:cNvPicPr/>
+                  </pic:nvPicPr>
+                  <pic:blipFill>
+                    <a:blip r:embed="rId16"/>
+                    <a:stretch>
+                      <a:fillRect/>
+                    </a:stretch>
+                  </pic:blipFill>
+                  <pic:spPr>
+                    <a:xfrm>
+                      <a:off x="0" y="0"/>
+                      <a:ext cx="5669280" cy="6241935"/>
+                    </a:xfrm>
+                    <a:prstGeom prst="rect"/>
+                  </pic:spPr>
+                </pic:pic>
+              </a:graphicData>
+            </a:graphic>
+          </wp:inline>
+        </w:drawing>
+      </w:r>
+    </w:p>
+    <w:p>
+      <w:pPr>
+        <w:jc w:val="center"/>
+      </w:pPr>
+      <w:r>
+        <w:rPr>
+          <w:rFonts w:ascii="Calibri" w:hAnsi="Calibri" w:eastAsia="Calibri"/>
+          <w:b w:val="0"/>
+          <w:color w:val="505050"/>
+          <w:sz w:val="18"/>
+        </w:rPr>
+        <w:t>Figure 5: Detailed historical timeline (1945–2025)</w:t>
+      </w:r>
+    </w:p>
+    <w:p>
+      <w:pPr>
+        <w:spacing w:before="160" w:after="120"/>
+      </w:pPr>
+      <w:r>
+        <w:rPr>
+          <w:rFonts w:ascii="Calibri" w:hAnsi="Calibri" w:eastAsia="Calibri"/>
+          <w:b/>
+          <w:color w:val="003366"/>
+          <w:sz w:val="28"/>
+        </w:rPr>
+        <w:t>4.1 Early foundation: 1945</w:t>
       </w:r>
     </w:p>
     <w:p>
@@ -1178,7 +1387,21 @@
           <w:b w:val="0"/>
           <w:sz w:val="22"/>
         </w:rPr>
-        <w:t>1945 — Tata Engineering and Locomotive Company (TELCO) founded; early focus on locomotives and engineering.</w:t>
+        <w:t>Tata Motors was established in 1945 as Tata Engineering and Locomotive Company Limited (TELCO). Its initial activities were associated with locomotives and engineering products, building industrial capability that later supported vehicle manufacturing.</w:t>
+      </w:r>
+    </w:p>
+    <w:p>
+      <w:pPr>
+        <w:spacing w:before="160" w:after="120"/>
+      </w:pPr>
+      <w:r>
+        <w:rPr>
+          <w:rFonts w:ascii="Calibri" w:hAnsi="Calibri" w:eastAsia="Calibri"/>
+          <w:b/>
+          <w:color w:val="003366"/>
+          <w:sz w:val="28"/>
+        </w:rPr>
+        <w:t>4.2 Entry into commercial vehicles: 1950s</w:t>
       </w:r>
     </w:p>
     <w:p>
@@ -1191,7 +1414,21 @@
           <w:b w:val="0"/>
           <w:sz w:val="22"/>
         </w:rPr>
-        <w:t>1950s — Entry into commercial vehicles through collaboration with Daimler-Benz.</w:t>
+        <w:t>The company entered the commercial vehicle sector through collaboration with Daimler-Benz of Germany (1954), marking the beginning of India's organised truck manufacturing ecosystem.</w:t>
+      </w:r>
+    </w:p>
+    <w:p>
+      <w:pPr>
+        <w:spacing w:before="160" w:after="120"/>
+      </w:pPr>
+      <w:r>
+        <w:rPr>
+          <w:rFonts w:ascii="Calibri" w:hAnsi="Calibri" w:eastAsia="Calibri"/>
+          <w:b/>
+          <w:color w:val="003366"/>
+          <w:sz w:val="28"/>
+        </w:rPr>
+        <w:t>4.3 Expansion into passenger vehicles</w:t>
       </w:r>
     </w:p>
     <w:p>
@@ -1204,7 +1441,21 @@
           <w:b w:val="0"/>
           <w:sz w:val="22"/>
         </w:rPr>
-        <w:t>1998 — Launch of Tata Indica, an important indigenous passenger car milestone.</w:t>
+        <w:t>Passenger vehicles expanded the business beyond commercial transport. The Tata Indica (1998) became a significant milestone as a fully indigenous Indian passenger car. Earlier, Tata Sierra (1991) signalled entry into the passenger segment with an SUV.</w:t>
+      </w:r>
+    </w:p>
+    <w:p>
+      <w:pPr>
+        <w:spacing w:before="160" w:after="120"/>
+      </w:pPr>
+      <w:r>
+        <w:rPr>
+          <w:rFonts w:ascii="Calibri" w:hAnsi="Calibri" w:eastAsia="Calibri"/>
+          <w:b/>
+          <w:color w:val="003366"/>
+          <w:sz w:val="28"/>
+        </w:rPr>
+        <w:t>4.4 International expansion: 2000s</w:t>
       </w:r>
     </w:p>
     <w:p>
@@ -1217,7 +1468,21 @@
           <w:b w:val="0"/>
           <w:sz w:val="22"/>
         </w:rPr>
-        <w:t>2004 — Acquisition of Daewoo Commercial Vehicle Company (South Korea), expanding international CV footprint.</w:t>
+        <w:t>In 2004, Tata Motors acquired Daewoo Commercial Vehicle Company in South Korea. In 2008, it acquired Jaguar Land Rover from Ford Motor Company—a landmark global acquisition that added luxury brands and advanced engineering capabilities.</w:t>
+      </w:r>
+    </w:p>
+    <w:p>
+      <w:pPr>
+        <w:spacing w:before="160" w:after="120"/>
+      </w:pPr>
+      <w:r>
+        <w:rPr>
+          <w:rFonts w:ascii="Calibri" w:hAnsi="Calibri" w:eastAsia="Calibri"/>
+          <w:b/>
+          <w:color w:val="003366"/>
+          <w:sz w:val="28"/>
+        </w:rPr>
+        <w:t>4.5 Development of modern vehicles</w:t>
       </w:r>
     </w:p>
     <w:p>
@@ -1230,7 +1495,21 @@
           <w:b w:val="0"/>
           <w:sz w:val="22"/>
         </w:rPr>
-        <w:t>2008 — Acquisition of Jaguar Land Rover, transforming global brand and technology access.</w:t>
+        <w:t>The company introduced products focused on styling, fuel efficiency, safety, comfort, and technology. IMPACT and IMPACT 2.0 design philosophies shaped models such as Tiago, Nexon, Harrier, Safari, and Punch. Tata Ace (2005) revolutionised last-mile logistics; Tata Ultra (2014) strengthened intermediate commercial trucks.</w:t>
+      </w:r>
+    </w:p>
+    <w:p>
+      <w:pPr>
+        <w:spacing w:before="160" w:after="120"/>
+      </w:pPr>
+      <w:r>
+        <w:rPr>
+          <w:rFonts w:ascii="Calibri" w:hAnsi="Calibri" w:eastAsia="Calibri"/>
+          <w:b/>
+          <w:color w:val="003366"/>
+          <w:sz w:val="28"/>
+        </w:rPr>
+        <w:t>4.6 Electric mobility and digital manufacturing</w:t>
       </w:r>
     </w:p>
     <w:p>
@@ -1243,20 +1522,7 @@
           <w:b w:val="0"/>
           <w:sz w:val="22"/>
         </w:rPr>
-        <w:t>2010s–2020s — Modern PV lineup (Tiago, Nexon, Harrier, Punch), safety focus, and rapid EV scaling.</w:t>
-      </w:r>
-    </w:p>
-    <w:p>
-      <w:pPr>
-        <w:spacing w:after="160" w:line="276" w:lineRule="auto"/>
-      </w:pPr>
-      <w:r>
-        <w:rPr>
-          <w:rFonts w:ascii="Calibri" w:hAnsi="Calibri" w:eastAsia="Calibri"/>
-          <w:b w:val="0"/>
-          <w:sz w:val="22"/>
-        </w:rPr>
-        <w:t>2025 — Business demerger separating CV and PV strategies; continued investment in EV, CNG, and digital manufacturing.</w:t>
+        <w:t>Tata Motors invested in battery-electric vehicles, ZIPTRON powertrain (Nexon EV, 2019), acti.ev platform, charging partnerships, connected features, and smarter factories with automation and AI (as described in FY2024–25 annual reporting). FY25 milestones include 36% CNG+EV share in PV portfolio, hydrogen ICE truck unveil, Curvv launch, and commencement of work on the Tamil Nadu plant.</w:t>
       </w:r>
     </w:p>
     <w:p>
@@ -1281,7 +1547,7 @@
         <w:drawing>
           <wp:inline xmlns:a="http://schemas.openxmlformats.org/drawingml/2006/main" xmlns:pic="http://schemas.openxmlformats.org/drawingml/2006/picture">
             <wp:extent cx="5669280" cy="1374371"/>
-            <wp:docPr id="6" name="Picture 6"/>
+            <wp:docPr id="9" name="Picture 9"/>
             <wp:cNvGraphicFramePr>
               <a:graphicFrameLocks noChangeAspect="1"/>
             </wp:cNvGraphicFramePr>
@@ -1293,7 +1559,7 @@
                     <pic:cNvPicPr/>
                   </pic:nvPicPr>
                   <pic:blipFill>
-                    <a:blip r:embed="rId14"/>
+                    <a:blip r:embed="rId17"/>
                     <a:stretch>
                       <a:fillRect/>
                     </a:stretch>
@@ -1624,9 +1890,14 @@
         <w:tc>
           <w:tcPr>
             <w:tcW w:type="dxa" w:w="3120"/>
+            <w:shd w:fill="003366"/>
           </w:tcPr>
           <w:p>
             <w:r>
+              <w:rPr>
+                <w:b/>
+                <w:color w:val="FFFFFF"/>
+              </w:rPr>
               <w:t>Segment</w:t>
             </w:r>
           </w:p>
@@ -1634,9 +1905,14 @@
         <w:tc>
           <w:tcPr>
             <w:tcW w:type="dxa" w:w="3120"/>
+            <w:shd w:fill="003366"/>
           </w:tcPr>
           <w:p>
             <w:r>
+              <w:rPr>
+                <w:b/>
+                <w:color w:val="FFFFFF"/>
+              </w:rPr>
               <w:t>Category</w:t>
             </w:r>
           </w:p>
@@ -1644,9 +1920,14 @@
         <w:tc>
           <w:tcPr>
             <w:tcW w:type="dxa" w:w="3120"/>
+            <w:shd w:fill="003366"/>
           </w:tcPr>
           <w:p>
             <w:r>
+              <w:rPr>
+                <w:b/>
+                <w:color w:val="FFFFFF"/>
+              </w:rPr>
               <w:t>Examples</w:t>
             </w:r>
           </w:p>
@@ -1815,13 +2096,79 @@
     </w:tbl>
     <w:p>
       <w:pPr>
+        <w:spacing w:after="160" w:line="276" w:lineRule="auto"/>
+      </w:pPr>
+      <w:r>
+        <w:rPr>
+          <w:rFonts w:ascii="Calibri" w:hAnsi="Calibri" w:eastAsia="Calibri"/>
+          <w:b w:val="0"/>
+          <w:sz w:val="22"/>
+        </w:rPr>
+        <w:t>Tata Motors serves individual customers, businesses, logistics operators, and public transport authorities. Passenger offerings span affordable hatchbacks to premium SUVs; commercial offerings span mini-trucks to heavy haulage and electric buses; the EV line supports personal and fleet electrification.</w:t>
+      </w:r>
+    </w:p>
+    <w:p>
+      <w:pPr>
+        <w:jc w:val="center"/>
+      </w:pPr>
+      <w:r>
+        <w:drawing>
+          <wp:inline xmlns:a="http://schemas.openxmlformats.org/drawingml/2006/main" xmlns:pic="http://schemas.openxmlformats.org/drawingml/2006/picture">
+            <wp:extent cx="5852160" cy="3446869"/>
+            <wp:docPr id="10" name="Picture 10"/>
+            <wp:cNvGraphicFramePr>
+              <a:graphicFrameLocks noChangeAspect="1"/>
+            </wp:cNvGraphicFramePr>
+            <a:graphic>
+              <a:graphicData uri="http://schemas.openxmlformats.org/drawingml/2006/picture">
+                <pic:pic>
+                  <pic:nvPicPr>
+                    <pic:cNvPr id="0" name="products_showcase.png"/>
+                    <pic:cNvPicPr/>
+                  </pic:nvPicPr>
+                  <pic:blipFill>
+                    <a:blip r:embed="rId18"/>
+                    <a:stretch>
+                      <a:fillRect/>
+                    </a:stretch>
+                  </pic:blipFill>
+                  <pic:spPr>
+                    <a:xfrm>
+                      <a:off x="0" y="0"/>
+                      <a:ext cx="5852160" cy="3446869"/>
+                    </a:xfrm>
+                    <a:prstGeom prst="rect"/>
+                  </pic:spPr>
+                </pic:pic>
+              </a:graphicData>
+            </a:graphic>
+          </wp:inline>
+        </w:drawing>
+      </w:r>
+    </w:p>
+    <w:p>
+      <w:pPr>
+        <w:jc w:val="center"/>
+      </w:pPr>
+      <w:r>
+        <w:rPr>
+          <w:rFonts w:ascii="Calibri" w:hAnsi="Calibri" w:eastAsia="Calibri"/>
+          <w:b w:val="0"/>
+          <w:color w:val="505050"/>
+          <w:sz w:val="18"/>
+        </w:rPr>
+        <w:t>Figure 6: Key products with segment description (visual catalogue)</w:t>
+      </w:r>
+    </w:p>
+    <w:p>
+      <w:pPr>
         <w:jc w:val="center"/>
       </w:pPr>
       <w:r>
         <w:drawing>
           <wp:inline xmlns:a="http://schemas.openxmlformats.org/drawingml/2006/main" xmlns:pic="http://schemas.openxmlformats.org/drawingml/2006/picture">
             <wp:extent cx="5669280" cy="4399531"/>
-            <wp:docPr id="7" name="Picture 7"/>
+            <wp:docPr id="11" name="Picture 11"/>
             <wp:cNvGraphicFramePr>
               <a:graphicFrameLocks noChangeAspect="1"/>
             </wp:cNvGraphicFramePr>
@@ -1833,7 +2180,7 @@
                     <pic:cNvPicPr/>
                   </pic:nvPicPr>
                   <pic:blipFill>
-                    <a:blip r:embed="rId15"/>
+                    <a:blip r:embed="rId19"/>
                     <a:stretch>
                       <a:fillRect/>
                     </a:stretch>
@@ -1863,7 +2210,7 @@
           <w:color w:val="505050"/>
           <w:sz w:val="18"/>
         </w:rPr>
-        <w:t>Figure 6: Representative product families across segments</w:t>
+        <w:t>Figure 7: Representative product families across segments</w:t>
       </w:r>
     </w:p>
     <w:p>
@@ -1874,7 +2221,7 @@
         <w:drawing>
           <wp:inline xmlns:a="http://schemas.openxmlformats.org/drawingml/2006/main" xmlns:pic="http://schemas.openxmlformats.org/drawingml/2006/picture">
             <wp:extent cx="5303520" cy="2324014"/>
-            <wp:docPr id="8" name="Picture 8"/>
+            <wp:docPr id="12" name="Picture 12"/>
             <wp:cNvGraphicFramePr>
               <a:graphicFrameLocks noChangeAspect="1"/>
             </wp:cNvGraphicFramePr>
@@ -1886,7 +2233,7 @@
                     <pic:cNvPicPr/>
                   </pic:nvPicPr>
                   <pic:blipFill>
-                    <a:blip r:embed="rId16"/>
+                    <a:blip r:embed="rId20"/>
                     <a:stretch>
                       <a:fillRect/>
                     </a:stretch>
@@ -1916,7 +2263,7 @@
           <w:color w:val="505050"/>
           <w:sz w:val="18"/>
         </w:rPr>
-        <w:t>Figure 7: Electric mobility value chain</w:t>
+        <w:t>Figure 8: Electric mobility value chain</w:t>
       </w:r>
     </w:p>
     <w:p>
@@ -2045,7 +2392,7 @@
         <w:drawing>
           <wp:inline xmlns:a="http://schemas.openxmlformats.org/drawingml/2006/main" xmlns:pic="http://schemas.openxmlformats.org/drawingml/2006/picture">
             <wp:extent cx="5029200" cy="3119377"/>
-            <wp:docPr id="9" name="Picture 9"/>
+            <wp:docPr id="13" name="Picture 13"/>
             <wp:cNvGraphicFramePr>
               <a:graphicFrameLocks noChangeAspect="1"/>
             </wp:cNvGraphicFramePr>
@@ -2057,7 +2404,7 @@
                     <pic:cNvPicPr/>
                   </pic:nvPicPr>
                   <pic:blipFill>
-                    <a:blip r:embed="rId17"/>
+                    <a:blip r:embed="rId21"/>
                     <a:stretch>
                       <a:fillRect/>
                     </a:stretch>
@@ -2087,7 +2434,7 @@
           <w:color w:val="505050"/>
           <w:sz w:val="18"/>
         </w:rPr>
-        <w:t>Figure 8: Electronics integration in modern vehicles (ECE perspective)</w:t>
+        <w:t>Figure 9: Electronics integration in modern vehicles (ECE perspective)</w:t>
       </w:r>
     </w:p>
     <w:p>
@@ -2125,7 +2472,7 @@
         <w:drawing>
           <wp:inline xmlns:a="http://schemas.openxmlformats.org/drawingml/2006/main" xmlns:pic="http://schemas.openxmlformats.org/drawingml/2006/picture">
             <wp:extent cx="4754880" cy="5443993"/>
-            <wp:docPr id="10" name="Picture 10"/>
+            <wp:docPr id="14" name="Picture 14"/>
             <wp:cNvGraphicFramePr>
               <a:graphicFrameLocks noChangeAspect="1"/>
             </wp:cNvGraphicFramePr>
@@ -2137,7 +2484,7 @@
                     <pic:cNvPicPr/>
                   </pic:nvPicPr>
                   <pic:blipFill>
-                    <a:blip r:embed="rId18"/>
+                    <a:blip r:embed="rId22"/>
                     <a:stretch>
                       <a:fillRect/>
                     </a:stretch>
@@ -2167,7 +2514,86 @@
           <w:color w:val="505050"/>
           <w:sz w:val="18"/>
         </w:rPr>
-        <w:t>Figure 9: Major Tata Motors locations in India (schematic)</w:t>
+        <w:t>Figure 10: Major Tata Motors locations in India (schematic)</w:t>
+      </w:r>
+    </w:p>
+    <w:p>
+      <w:pPr>
+        <w:spacing w:before="160" w:after="120"/>
+      </w:pPr>
+      <w:r>
+        <w:rPr>
+          <w:rFonts w:ascii="Calibri" w:hAnsi="Calibri" w:eastAsia="Calibri"/>
+          <w:b/>
+          <w:color w:val="003366"/>
+          <w:sz w:val="28"/>
+        </w:rPr>
+        <w:t>6.3 Internship and learning opportunities (ECE)</w:t>
+      </w:r>
+    </w:p>
+    <w:p>
+      <w:pPr>
+        <w:spacing w:after="160" w:line="276" w:lineRule="auto"/>
+      </w:pPr>
+      <w:r>
+        <w:rPr>
+          <w:rFonts w:ascii="Calibri" w:hAnsi="Calibri" w:eastAsia="Calibri"/>
+          <w:b w:val="0"/>
+          <w:sz w:val="22"/>
+        </w:rPr>
+        <w:t>Tata Motors runs structured student programmes (campus hiring, internships, graduate engineer trainees) with exposure to manufacturing, quality, production, and engineering functions. Diploma interns in electronics-related domains may observe trim-and-chassis fitment, electrical harness routing, earthing and safety checks, ECU flashing, heating elements, connector quality, end-of-line electrical testing, and cross-functional coordination with quality and supply chain—similar to industrial projects reported at PV plants in Pune and manufacturing internships at Sanand.</w:t>
+      </w:r>
+    </w:p>
+    <w:p>
+      <w:pPr>
+        <w:spacing w:after="160" w:line="276" w:lineRule="auto"/>
+      </w:pPr>
+      <w:r>
+        <w:rPr>
+          <w:rFonts w:ascii="Calibri" w:hAnsi="Calibri" w:eastAsia="Calibri"/>
+          <w:b w:val="0"/>
+          <w:sz w:val="22"/>
+        </w:rPr>
+        <w:t>Official portal: joinus.tatamotors.com (Student Programmes). Institutes typically coordinate industrial visits and internships through the training and placement cell with company HR.</w:t>
+      </w:r>
+    </w:p>
+    <w:p>
+      <w:pPr>
+        <w:pStyle w:val="ListBullet"/>
+      </w:pPr>
+      <w:r>
+        <w:rPr>
+          <w:rFonts w:ascii="Calibri" w:hAnsi="Calibri" w:eastAsia="Calibri"/>
+          <w:b w:val="0"/>
+          <w:sz w:val="22"/>
+        </w:rPr>
+        <w:t>Suggested internship focus for ECE: wiring harness safety, ECU diagnostics, BMS awareness (EV lines), PLC/automation in body shop.</w:t>
+      </w:r>
+    </w:p>
+    <w:p>
+      <w:pPr>
+        <w:pStyle w:val="ListBullet"/>
+      </w:pPr>
+      <w:r>
+        <w:rPr>
+          <w:rFonts w:ascii="Calibri" w:hAnsi="Calibri" w:eastAsia="Calibri"/>
+          <w:b w:val="0"/>
+          <w:sz w:val="22"/>
+        </w:rPr>
+        <w:t>Soft skills: safety culture, teamwork across departments, documentation and presentation of findings.</w:t>
+      </w:r>
+    </w:p>
+    <w:p>
+      <w:pPr>
+        <w:pStyle w:val="ListBullet"/>
+      </w:pPr>
+      <w:r>
+        <w:rPr>
+          <w:rFonts w:ascii="Calibri" w:hAnsi="Calibri" w:eastAsia="Calibri"/>
+          <w:b w:val="0"/>
+          <w:sz w:val="22"/>
+        </w:rPr>
+        <w:t>Career alignment: production engineering, quality, automotive electronics, and vehicle testing.</w:t>
       </w:r>
     </w:p>
     <w:p>
